--- a/filess/23cs056_Practical15.docx
+++ b/filess/23cs056_Practical15.docx
@@ -507,6 +507,16 @@
               </w:rPr>
               <w:t xml:space="preserve"> </w:t>
             </w:r>
+            <w:hyperlink r:id="rId6" w:history="1">
+              <w:r>
+                <w:rPr>
+                  <w:rStyle w:val="Hyperlink"/>
+                  <w:b/>
+                  <w:bCs/>
+                </w:rPr>
+                <w:t>https://github.com/Yash-109/FSD/tree/main/practical-15</w:t>
+              </w:r>
+            </w:hyperlink>
           </w:p>
         </w:tc>
       </w:tr>
@@ -573,6 +583,46 @@
               <w:jc w:val="center"/>
             </w:pPr>
             <w:r>
+              <w:rPr>
+                <w:noProof/>
+              </w:rPr>
+              <w:drawing>
+                <wp:inline distT="0" distB="0" distL="0" distR="0" wp14:anchorId="7107FA95" wp14:editId="69AC02EC">
+                  <wp:extent cx="3520440" cy="4815840"/>
+                  <wp:effectExtent l="0" t="0" r="3810" b="3810"/>
+                  <wp:docPr id="1448333956" name="Picture 1"/>
+                  <wp:cNvGraphicFramePr>
+                    <a:graphicFrameLocks xmlns:a="http://schemas.openxmlformats.org/drawingml/2006/main" noChangeAspect="1"/>
+                  </wp:cNvGraphicFramePr>
+                  <a:graphic xmlns:a="http://schemas.openxmlformats.org/drawingml/2006/main">
+                    <a:graphicData uri="http://schemas.openxmlformats.org/drawingml/2006/picture">
+                      <pic:pic xmlns:pic="http://schemas.openxmlformats.org/drawingml/2006/picture">
+                        <pic:nvPicPr>
+                          <pic:cNvPr id="1448333956" name=""/>
+                          <pic:cNvPicPr/>
+                        </pic:nvPicPr>
+                        <pic:blipFill>
+                          <a:blip r:embed="rId7"/>
+                          <a:stretch>
+                            <a:fillRect/>
+                          </a:stretch>
+                        </pic:blipFill>
+                        <pic:spPr>
+                          <a:xfrm>
+                            <a:off x="0" y="0"/>
+                            <a:ext cx="3525486" cy="4822743"/>
+                          </a:xfrm>
+                          <a:prstGeom prst="rect">
+                            <a:avLst/>
+                          </a:prstGeom>
+                        </pic:spPr>
+                      </pic:pic>
+                    </a:graphicData>
+                  </a:graphic>
+                </wp:inline>
+              </w:drawing>
+            </w:r>
+            <w:r>
               <w:t xml:space="preserve">    </w:t>
             </w:r>
           </w:p>
@@ -581,12 +631,63 @@
               <w:pStyle w:val="TableContents"/>
               <w:jc w:val="center"/>
             </w:pPr>
+          </w:p>
+          <w:p>
+            <w:pPr>
+              <w:pStyle w:val="TableContents"/>
+              <w:jc w:val="center"/>
+            </w:pPr>
             <w:r>
               <w:t xml:space="preserve">Figure 1: </w:t>
             </w:r>
             <w:r>
-              <w:t>Rep counter</w:t>
-            </w:r>
+              <w:t>Login portal</w:t>
+            </w:r>
+          </w:p>
+          <w:p>
+            <w:pPr>
+              <w:pStyle w:val="TableContents"/>
+            </w:pPr>
+          </w:p>
+          <w:p>
+            <w:pPr>
+              <w:pStyle w:val="TableContents"/>
+            </w:pPr>
+          </w:p>
+          <w:p>
+            <w:pPr>
+              <w:pStyle w:val="TableContents"/>
+            </w:pPr>
+          </w:p>
+          <w:p>
+            <w:pPr>
+              <w:pStyle w:val="TableContents"/>
+            </w:pPr>
+          </w:p>
+          <w:p>
+            <w:pPr>
+              <w:pStyle w:val="TableContents"/>
+            </w:pPr>
+          </w:p>
+          <w:p>
+            <w:pPr>
+              <w:pStyle w:val="TableContents"/>
+            </w:pPr>
+          </w:p>
+          <w:p>
+            <w:pPr>
+              <w:pStyle w:val="TableContents"/>
+            </w:pPr>
+          </w:p>
+          <w:p>
+            <w:pPr>
+              <w:pStyle w:val="TableContents"/>
+            </w:pPr>
+          </w:p>
+          <w:p>
+            <w:pPr>
+              <w:pStyle w:val="TableContents"/>
+            </w:pPr>
           </w:p>
           <w:p>
             <w:pPr>
@@ -604,6 +705,46 @@
               <w:pStyle w:val="TableContents"/>
               <w:jc w:val="center"/>
             </w:pPr>
+            <w:r>
+              <w:rPr>
+                <w:noProof/>
+              </w:rPr>
+              <w:drawing>
+                <wp:inline distT="0" distB="0" distL="0" distR="0" wp14:anchorId="6416CADD" wp14:editId="6A73DD2E">
+                  <wp:extent cx="4617720" cy="5524500"/>
+                  <wp:effectExtent l="0" t="0" r="0" b="0"/>
+                  <wp:docPr id="527866764" name="Picture 1"/>
+                  <wp:cNvGraphicFramePr>
+                    <a:graphicFrameLocks xmlns:a="http://schemas.openxmlformats.org/drawingml/2006/main" noChangeAspect="1"/>
+                  </wp:cNvGraphicFramePr>
+                  <a:graphic xmlns:a="http://schemas.openxmlformats.org/drawingml/2006/main">
+                    <a:graphicData uri="http://schemas.openxmlformats.org/drawingml/2006/picture">
+                      <pic:pic xmlns:pic="http://schemas.openxmlformats.org/drawingml/2006/picture">
+                        <pic:nvPicPr>
+                          <pic:cNvPr id="527866764" name=""/>
+                          <pic:cNvPicPr/>
+                        </pic:nvPicPr>
+                        <pic:blipFill>
+                          <a:blip r:embed="rId8"/>
+                          <a:stretch>
+                            <a:fillRect/>
+                          </a:stretch>
+                        </pic:blipFill>
+                        <pic:spPr>
+                          <a:xfrm>
+                            <a:off x="0" y="0"/>
+                            <a:ext cx="4618122" cy="5524981"/>
+                          </a:xfrm>
+                          <a:prstGeom prst="rect">
+                            <a:avLst/>
+                          </a:prstGeom>
+                        </pic:spPr>
+                      </pic:pic>
+                    </a:graphicData>
+                  </a:graphic>
+                </wp:inline>
+              </w:drawing>
+            </w:r>
           </w:p>
           <w:p>
             <w:pPr>
@@ -620,13 +761,8 @@
               <w:t xml:space="preserve">Figure 2: </w:t>
             </w:r>
             <w:r>
-              <w:t xml:space="preserve">Rep counter after </w:t>
-            </w:r>
-            <w:proofErr w:type="gramStart"/>
-            <w:r>
-              <w:t>reload</w:t>
-            </w:r>
-            <w:proofErr w:type="gramEnd"/>
+              <w:t>Profile page with logout option</w:t>
+            </w:r>
           </w:p>
           <w:p>
             <w:pPr>
@@ -652,8 +788,8 @@
       </w:pPr>
     </w:p>
     <w:sectPr>
-      <w:headerReference w:type="default" r:id="rId6"/>
-      <w:footerReference w:type="default" r:id="rId7"/>
+      <w:headerReference w:type="default" r:id="rId9"/>
+      <w:footerReference w:type="default" r:id="rId10"/>
       <w:pgSz w:w="11909" w:h="16834"/>
       <w:pgMar w:top="1134" w:right="1134" w:bottom="1134" w:left="1134" w:header="720" w:footer="720" w:gutter="0"/>
       <w:cols w:space="720"/>
@@ -1183,6 +1319,7 @@
   <w:style w:type="character" w:default="1" w:styleId="DefaultParagraphFont">
     <w:name w:val="Default Paragraph Font"/>
     <w:uiPriority w:val="1"/>
+    <w:semiHidden/>
     <w:unhideWhenUsed/>
   </w:style>
   <w:style w:type="table" w:default="1" w:styleId="TableNormal">
